--- a/animal-face-id/reports/word/Macaque_ReID_Report_2026-10-28_Augmentation_Comparison.docx
+++ b/animal-face-id/reports/word/Macaque_ReID_Report_2026-10-28_Augmentation_Comparison.docx
@@ -8,7 +8,7 @@
         <w:keepNext/>
       </w:pPr>
       <w:r>
-        <w:t>Macaque Face Re-Identification — Augmentation Report</w:t>
+        <w:t>Macaque Face Re-Identification — Augmentation and Averaging</w:t>
       </w:r>
     </w:p>
     <w:p>
@@ -44,6 +44,21 @@
       </w:r>
       <w:r>
         <w:t>Trained three augmentation policies for 30 epochs each on the current 149-identity dataset, then compared ordinary inference with seven-angle mean and max pooling.</w:t>
+      </w:r>
+    </w:p>
+    <w:p>
+      <w:pPr>
+        <w:pStyle w:val="ListBullet"/>
+        <w:spacing w:after="80"/>
+      </w:pPr>
+      <w:r>
+        <w:rPr>
+          <w:b/>
+        </w:rPr>
+        <w:t xml:space="preserve">Averaging run completed. </w:t>
+      </w:r>
+      <w:r>
+        <w:t>Job 39152253 finished successfully. Its separate results section compares single-image prediction, seven-angle averaging and max pooling for the same checkpoint.</w:t>
       </w:r>
     </w:p>
     <w:p>
@@ -1383,7 +1398,584 @@
         <w:keepNext/>
       </w:pPr>
       <w:r>
-        <w:t>3. Seven-angle averaging and all results</w:t>
+        <w:t>3. Averaging run results — job 39152253</w:t>
+      </w:r>
+    </w:p>
+    <w:p>
+      <w:pPr>
+        <w:spacing w:after="120"/>
+      </w:pPr>
+      <w:r>
+        <w:t>Completed 28 October 2026 at 00:14:34 · elapsed 17m 55s · exit code 0:0. This job evaluated all three trained models using single-image prediction, seven-angle probability averaging and max pooling: 18 validation/test comparisons.</w:t>
+      </w:r>
+    </w:p>
+    <w:p>
+      <w:pPr>
+        <w:spacing w:after="120"/>
+      </w:pPr>
+      <w:r>
+        <w:t>The results below compare the same ±30° model checkpoint (training epoch 29). Mean TTA is probability averaging across −30°, −20°, −10°, 0°, +10°, +20° and +30°. The model and averaging method were selected on validation before test scoring.</w:t>
+      </w:r>
+    </w:p>
+    <w:tbl>
+      <w:tblPr>
+        <w:tblStyle w:val="LightGrid-Accent1"/>
+        <w:tblW w:type="auto" w:w="0"/>
+        <w:jc w:val="center"/>
+        <w:tblLayout w:type="fixed"/>
+        <w:tblLook w:firstColumn="1" w:firstRow="1" w:lastColumn="0" w:lastRow="0" w:noHBand="0" w:noVBand="1" w:val="04A0"/>
+      </w:tblPr>
+      <w:tblGrid>
+        <w:gridCol w:w="2160"/>
+        <w:gridCol w:w="1296"/>
+        <w:gridCol w:w="1296"/>
+        <w:gridCol w:w="1296"/>
+        <w:gridCol w:w="1296"/>
+        <w:gridCol w:w="1296"/>
+      </w:tblGrid>
+      <w:tr>
+        <w:trPr>
+          <w:cantSplit/>
+          <w:tblHeader/>
+        </w:trPr>
+        <w:tc>
+          <w:tcPr>
+            <w:tcW w:type="dxa" w:w="2160"/>
+            <w:vAlign w:val="center"/>
+          </w:tcPr>
+          <w:p>
+            <w:pPr>
+              <w:spacing w:before="40" w:after="40" w:line="240" w:lineRule="auto"/>
+            </w:pPr>
+            <w:r>
+              <w:rPr>
+                <w:b/>
+                <w:sz w:val="18"/>
+              </w:rPr>
+              <w:t>Scoring method</w:t>
+            </w:r>
+          </w:p>
+        </w:tc>
+        <w:tc>
+          <w:tcPr>
+            <w:tcW w:type="dxa" w:w="1296"/>
+            <w:vAlign w:val="center"/>
+          </w:tcPr>
+          <w:p>
+            <w:pPr>
+              <w:spacing w:before="40" w:after="40" w:line="240" w:lineRule="auto"/>
+            </w:pPr>
+            <w:r>
+              <w:rPr>
+                <w:b/>
+                <w:sz w:val="18"/>
+              </w:rPr>
+              <w:t>Validation Top-1</w:t>
+            </w:r>
+          </w:p>
+        </w:tc>
+        <w:tc>
+          <w:tcPr>
+            <w:tcW w:type="dxa" w:w="1296"/>
+            <w:vAlign w:val="center"/>
+          </w:tcPr>
+          <w:p>
+            <w:pPr>
+              <w:spacing w:before="40" w:after="40" w:line="240" w:lineRule="auto"/>
+            </w:pPr>
+            <w:r>
+              <w:rPr>
+                <w:b/>
+                <w:sz w:val="18"/>
+              </w:rPr>
+              <w:t>Test Top-1</w:t>
+            </w:r>
+          </w:p>
+        </w:tc>
+        <w:tc>
+          <w:tcPr>
+            <w:tcW w:type="dxa" w:w="1296"/>
+            <w:vAlign w:val="center"/>
+          </w:tcPr>
+          <w:p>
+            <w:pPr>
+              <w:spacing w:before="40" w:after="40" w:line="240" w:lineRule="auto"/>
+            </w:pPr>
+            <w:r>
+              <w:rPr>
+                <w:b/>
+                <w:sz w:val="18"/>
+              </w:rPr>
+              <w:t>Test Top-3</w:t>
+            </w:r>
+          </w:p>
+        </w:tc>
+        <w:tc>
+          <w:tcPr>
+            <w:tcW w:type="dxa" w:w="1296"/>
+            <w:vAlign w:val="center"/>
+          </w:tcPr>
+          <w:p>
+            <w:pPr>
+              <w:spacing w:before="40" w:after="40" w:line="240" w:lineRule="auto"/>
+            </w:pPr>
+            <w:r>
+              <w:rPr>
+                <w:b/>
+                <w:sz w:val="18"/>
+              </w:rPr>
+              <w:t>Test Top-5</w:t>
+            </w:r>
+          </w:p>
+        </w:tc>
+        <w:tc>
+          <w:tcPr>
+            <w:tcW w:type="dxa" w:w="1296"/>
+            <w:vAlign w:val="center"/>
+          </w:tcPr>
+          <w:p>
+            <w:pPr>
+              <w:spacing w:before="40" w:after="40" w:line="240" w:lineRule="auto"/>
+            </w:pPr>
+            <w:r>
+              <w:rPr>
+                <w:b/>
+                <w:sz w:val="18"/>
+              </w:rPr>
+              <w:t>Test macro-F1</w:t>
+            </w:r>
+          </w:p>
+        </w:tc>
+      </w:tr>
+      <w:tr>
+        <w:trPr>
+          <w:cantSplit/>
+        </w:trPr>
+        <w:tc>
+          <w:tcPr>
+            <w:tcW w:type="dxa" w:w="2160"/>
+            <w:vAlign w:val="center"/>
+          </w:tcPr>
+          <w:p>
+            <w:pPr>
+              <w:spacing w:before="40" w:after="40" w:line="240" w:lineRule="auto"/>
+            </w:pPr>
+            <w:r>
+              <w:rPr>
+                <w:b w:val="0"/>
+                <w:sz w:val="18"/>
+              </w:rPr>
+              <w:t>Single image</w:t>
+            </w:r>
+          </w:p>
+        </w:tc>
+        <w:tc>
+          <w:tcPr>
+            <w:tcW w:type="dxa" w:w="1296"/>
+            <w:vAlign w:val="center"/>
+          </w:tcPr>
+          <w:p>
+            <w:pPr>
+              <w:spacing w:before="40" w:after="40" w:line="240" w:lineRule="auto"/>
+            </w:pPr>
+            <w:r>
+              <w:rPr>
+                <w:b w:val="0"/>
+                <w:sz w:val="18"/>
+              </w:rPr>
+              <w:t>82.49%</w:t>
+            </w:r>
+          </w:p>
+        </w:tc>
+        <w:tc>
+          <w:tcPr>
+            <w:tcW w:type="dxa" w:w="1296"/>
+            <w:vAlign w:val="center"/>
+          </w:tcPr>
+          <w:p>
+            <w:pPr>
+              <w:spacing w:before="40" w:after="40" w:line="240" w:lineRule="auto"/>
+            </w:pPr>
+            <w:r>
+              <w:rPr>
+                <w:b w:val="0"/>
+                <w:sz w:val="18"/>
+              </w:rPr>
+              <w:t>83.51%</w:t>
+            </w:r>
+          </w:p>
+        </w:tc>
+        <w:tc>
+          <w:tcPr>
+            <w:tcW w:type="dxa" w:w="1296"/>
+            <w:vAlign w:val="center"/>
+          </w:tcPr>
+          <w:p>
+            <w:pPr>
+              <w:spacing w:before="40" w:after="40" w:line="240" w:lineRule="auto"/>
+            </w:pPr>
+            <w:r>
+              <w:rPr>
+                <w:b w:val="0"/>
+                <w:sz w:val="18"/>
+              </w:rPr>
+              <w:t>88.45%</w:t>
+            </w:r>
+          </w:p>
+        </w:tc>
+        <w:tc>
+          <w:tcPr>
+            <w:tcW w:type="dxa" w:w="1296"/>
+            <w:vAlign w:val="center"/>
+          </w:tcPr>
+          <w:p>
+            <w:pPr>
+              <w:spacing w:before="40" w:after="40" w:line="240" w:lineRule="auto"/>
+            </w:pPr>
+            <w:r>
+              <w:rPr>
+                <w:b w:val="0"/>
+                <w:sz w:val="18"/>
+              </w:rPr>
+              <w:t>89.99%</w:t>
+            </w:r>
+          </w:p>
+        </w:tc>
+        <w:tc>
+          <w:tcPr>
+            <w:tcW w:type="dxa" w:w="1296"/>
+            <w:vAlign w:val="center"/>
+          </w:tcPr>
+          <w:p>
+            <w:pPr>
+              <w:spacing w:before="40" w:after="40" w:line="240" w:lineRule="auto"/>
+            </w:pPr>
+            <w:r>
+              <w:rPr>
+                <w:b w:val="0"/>
+                <w:sz w:val="18"/>
+              </w:rPr>
+              <w:t>0.8189</w:t>
+            </w:r>
+          </w:p>
+        </w:tc>
+      </w:tr>
+      <w:tr>
+        <w:trPr>
+          <w:cantSplit/>
+        </w:trPr>
+        <w:tc>
+          <w:tcPr>
+            <w:tcW w:type="dxa" w:w="2160"/>
+            <w:vAlign w:val="center"/>
+          </w:tcPr>
+          <w:p>
+            <w:pPr>
+              <w:spacing w:before="40" w:after="40" w:line="240" w:lineRule="auto"/>
+            </w:pPr>
+            <w:r>
+              <w:rPr>
+                <w:b/>
+                <w:sz w:val="18"/>
+              </w:rPr>
+              <w:t>Seven-angle mean</w:t>
+            </w:r>
+          </w:p>
+        </w:tc>
+        <w:tc>
+          <w:tcPr>
+            <w:tcW w:type="dxa" w:w="1296"/>
+            <w:vAlign w:val="center"/>
+          </w:tcPr>
+          <w:p>
+            <w:pPr>
+              <w:spacing w:before="40" w:after="40" w:line="240" w:lineRule="auto"/>
+            </w:pPr>
+            <w:r>
+              <w:rPr>
+                <w:b/>
+                <w:sz w:val="18"/>
+              </w:rPr>
+              <w:t>83.56%</w:t>
+            </w:r>
+          </w:p>
+        </w:tc>
+        <w:tc>
+          <w:tcPr>
+            <w:tcW w:type="dxa" w:w="1296"/>
+            <w:vAlign w:val="center"/>
+          </w:tcPr>
+          <w:p>
+            <w:pPr>
+              <w:spacing w:before="40" w:after="40" w:line="240" w:lineRule="auto"/>
+            </w:pPr>
+            <w:r>
+              <w:rPr>
+                <w:b/>
+                <w:sz w:val="18"/>
+              </w:rPr>
+              <w:t>84.51%</w:t>
+            </w:r>
+          </w:p>
+        </w:tc>
+        <w:tc>
+          <w:tcPr>
+            <w:tcW w:type="dxa" w:w="1296"/>
+            <w:vAlign w:val="center"/>
+          </w:tcPr>
+          <w:p>
+            <w:pPr>
+              <w:spacing w:before="40" w:after="40" w:line="240" w:lineRule="auto"/>
+            </w:pPr>
+            <w:r>
+              <w:rPr>
+                <w:b/>
+                <w:sz w:val="18"/>
+              </w:rPr>
+              <w:t>89.65%</w:t>
+            </w:r>
+          </w:p>
+        </w:tc>
+        <w:tc>
+          <w:tcPr>
+            <w:tcW w:type="dxa" w:w="1296"/>
+            <w:vAlign w:val="center"/>
+          </w:tcPr>
+          <w:p>
+            <w:pPr>
+              <w:spacing w:before="40" w:after="40" w:line="240" w:lineRule="auto"/>
+            </w:pPr>
+            <w:r>
+              <w:rPr>
+                <w:b/>
+                <w:sz w:val="18"/>
+              </w:rPr>
+              <w:t>90.72%</w:t>
+            </w:r>
+          </w:p>
+        </w:tc>
+        <w:tc>
+          <w:tcPr>
+            <w:tcW w:type="dxa" w:w="1296"/>
+            <w:vAlign w:val="center"/>
+          </w:tcPr>
+          <w:p>
+            <w:pPr>
+              <w:spacing w:before="40" w:after="40" w:line="240" w:lineRule="auto"/>
+            </w:pPr>
+            <w:r>
+              <w:rPr>
+                <w:b/>
+                <w:sz w:val="18"/>
+              </w:rPr>
+              <w:t>0.8284</w:t>
+            </w:r>
+          </w:p>
+        </w:tc>
+      </w:tr>
+      <w:tr>
+        <w:trPr>
+          <w:cantSplit/>
+        </w:trPr>
+        <w:tc>
+          <w:tcPr>
+            <w:tcW w:type="dxa" w:w="2160"/>
+            <w:vAlign w:val="center"/>
+          </w:tcPr>
+          <w:p>
+            <w:pPr>
+              <w:spacing w:before="40" w:after="40" w:line="240" w:lineRule="auto"/>
+            </w:pPr>
+            <w:r>
+              <w:rPr>
+                <w:b w:val="0"/>
+                <w:sz w:val="18"/>
+              </w:rPr>
+              <w:t>Seven-angle max</w:t>
+            </w:r>
+          </w:p>
+        </w:tc>
+        <w:tc>
+          <w:tcPr>
+            <w:tcW w:type="dxa" w:w="1296"/>
+            <w:vAlign w:val="center"/>
+          </w:tcPr>
+          <w:p>
+            <w:pPr>
+              <w:spacing w:before="40" w:after="40" w:line="240" w:lineRule="auto"/>
+            </w:pPr>
+            <w:r>
+              <w:rPr>
+                <w:b w:val="0"/>
+                <w:sz w:val="18"/>
+              </w:rPr>
+              <w:t>83.26%</w:t>
+            </w:r>
+          </w:p>
+        </w:tc>
+        <w:tc>
+          <w:tcPr>
+            <w:tcW w:type="dxa" w:w="1296"/>
+            <w:vAlign w:val="center"/>
+          </w:tcPr>
+          <w:p>
+            <w:pPr>
+              <w:spacing w:before="40" w:after="40" w:line="240" w:lineRule="auto"/>
+            </w:pPr>
+            <w:r>
+              <w:rPr>
+                <w:b w:val="0"/>
+                <w:sz w:val="18"/>
+              </w:rPr>
+              <w:t>84.31%</w:t>
+            </w:r>
+          </w:p>
+        </w:tc>
+        <w:tc>
+          <w:tcPr>
+            <w:tcW w:type="dxa" w:w="1296"/>
+            <w:vAlign w:val="center"/>
+          </w:tcPr>
+          <w:p>
+            <w:pPr>
+              <w:spacing w:before="40" w:after="40" w:line="240" w:lineRule="auto"/>
+            </w:pPr>
+            <w:r>
+              <w:rPr>
+                <w:b w:val="0"/>
+                <w:sz w:val="18"/>
+              </w:rPr>
+              <w:t>89.45%</w:t>
+            </w:r>
+          </w:p>
+        </w:tc>
+        <w:tc>
+          <w:tcPr>
+            <w:tcW w:type="dxa" w:w="1296"/>
+            <w:vAlign w:val="center"/>
+          </w:tcPr>
+          <w:p>
+            <w:pPr>
+              <w:spacing w:before="40" w:after="40" w:line="240" w:lineRule="auto"/>
+            </w:pPr>
+            <w:r>
+              <w:rPr>
+                <w:b w:val="0"/>
+                <w:sz w:val="18"/>
+              </w:rPr>
+              <w:t>90.65%</w:t>
+            </w:r>
+          </w:p>
+        </w:tc>
+        <w:tc>
+          <w:tcPr>
+            <w:tcW w:type="dxa" w:w="1296"/>
+            <w:vAlign w:val="center"/>
+          </w:tcPr>
+          <w:p>
+            <w:pPr>
+              <w:spacing w:before="40" w:after="40" w:line="240" w:lineRule="auto"/>
+            </w:pPr>
+            <w:r>
+              <w:rPr>
+                <w:b w:val="0"/>
+                <w:sz w:val="18"/>
+              </w:rPr>
+              <w:t>0.8251</w:t>
+            </w:r>
+          </w:p>
+        </w:tc>
+      </w:tr>
+    </w:tbl>
+    <w:p>
+      <w:pPr>
+        <w:spacing w:after="120"/>
+      </w:pPr>
+      <w:r>
+        <w:t>Averaging improves this model from 83.51% to 84.51% test accuracy (+1.00 percentage point), or 15 more correct test images: 1,266 instead of 1,251. Macro-F1 improves from 0.8189 to 0.8284. Max pooling scores 84.31%; mean is ahead by three images. Baseline TTA was not tested.</w:t>
+      </w:r>
+    </w:p>
+    <w:p>
+      <w:pPr>
+        <w:keepNext/>
+        <w:spacing w:after="40"/>
+        <w:jc w:val="center"/>
+      </w:pPr>
+      <w:r>
+        <w:drawing>
+          <wp:inline xmlns:a="http://schemas.openxmlformats.org/drawingml/2006/main" xmlns:pic="http://schemas.openxmlformats.org/drawingml/2006/picture">
+            <wp:extent cx="5486400" cy="2423160"/>
+            <wp:docPr id="7" name="Picture 7" descr="Averaging job 39152253: baseline and the same ±30° model with single-image, mean and max scoring."/>
+            <wp:cNvGraphicFramePr>
+              <a:graphicFrameLocks noChangeAspect="1"/>
+            </wp:cNvGraphicFramePr>
+            <a:graphic>
+              <a:graphicData uri="http://schemas.openxmlformats.org/drawingml/2006/picture">
+                <pic:pic>
+                  <pic:nvPicPr>
+                    <pic:cNvPr id="0" name="averaging_run_39152253.png"/>
+                    <pic:cNvPicPr/>
+                  </pic:nvPicPr>
+                  <pic:blipFill>
+                    <a:blip r:embed="rId26"/>
+                    <a:stretch>
+                      <a:fillRect/>
+                    </a:stretch>
+                  </pic:blipFill>
+                  <pic:spPr>
+                    <a:xfrm>
+                      <a:off x="0" y="0"/>
+                      <a:ext cx="5486400" cy="2423160"/>
+                    </a:xfrm>
+                    <a:prstGeom prst="rect"/>
+                  </pic:spPr>
+                </pic:pic>
+              </a:graphicData>
+            </a:graphic>
+          </wp:inline>
+        </w:drawing>
+      </w:r>
+    </w:p>
+    <w:p>
+      <w:pPr>
+        <w:pStyle w:val="Caption"/>
+        <w:spacing w:after="120"/>
+      </w:pPr>
+      <w:r>
+        <w:t>Figure 1. Completed averaging run: the baseline bar is single-image inference; the remaining bars use the same ±30° trained model.</w:t>
+      </w:r>
+    </w:p>
+    <w:p>
+      <w:pPr>
+        <w:spacing w:after="120"/>
+      </w:pPr>
+      <w:r>
+        <w:t>Averaging evaluates saved weights; the loss curves elsewhere belong to the training runs. The newer ±45°/±60° averaging submission is job 39484294, whose results are not available here yet.</w:t>
+      </w:r>
+    </w:p>
+    <w:p>
+      <w:hyperlink r:id="rId27">
+        <w:r>
+          <w:rPr>
+            <w:color w:val="365F91"/>
+            <w:u w:val="single"/>
+          </w:rPr>
+          <w:t>Completed averaging-job log (39152253)</w:t>
+        </w:r>
+      </w:hyperlink>
+    </w:p>
+    <w:p>
+      <w:r>
+        <w:br w:type="page"/>
+      </w:r>
+    </w:p>
+    <w:p>
+      <w:pPr>
+        <w:pStyle w:val="Heading2"/>
+        <w:spacing w:after="120"/>
+      </w:pPr>
+      <w:r>
+        <w:t>All policies and pooling methods</w:t>
       </w:r>
     </w:p>
     <w:p>
@@ -2405,7 +2997,7 @@
         <w:spacing w:after="160"/>
       </w:pPr>
       <w:r>
-        <w:t>Figure 1. Training loss under the same 30-epoch budget; inputs differ by policy.</w:t>
+        <w:t>Figure 2. Training loss under the same 30-epoch budget; inputs differ by policy.</w:t>
       </w:r>
     </w:p>
     <w:p>
@@ -2456,7 +3048,7 @@
         <w:spacing w:after="160"/>
       </w:pPr>
       <w:r>
-        <w:t>Figure 2. Validation loss on the common unaugmented validation split.</w:t>
+        <w:t>Figure 3. Validation loss on the common unaugmented validation split.</w:t>
       </w:r>
     </w:p>
     <w:p>
@@ -2530,7 +3122,7 @@
         <w:spacing w:after="160"/>
       </w:pPr>
       <w:r>
-        <w:t>Figure 3. ±30° policy: training and validation loss; best epoch 29.</w:t>
+        <w:t>Figure 4. ±30° policy: training and validation loss; best epoch 29.</w:t>
       </w:r>
     </w:p>
     <w:p>
@@ -2581,7 +3173,7 @@
         <w:spacing w:after="160"/>
       </w:pPr>
       <w:r>
-        <w:t>Figure 4. ±100° policy: training and validation loss; best epoch 30.</w:t>
+        <w:t>Figure 5. ±100° policy: training and validation loss; best epoch 30.</w:t>
       </w:r>
     </w:p>
     <w:p>
@@ -2632,7 +3224,7 @@
         <w:spacing w:after="160"/>
       </w:pPr>
       <w:r>
-        <w:t>Figure 5. ±150° policy: training and validation loss; best epoch 30.</w:t>
+        <w:t>Figure 6. ±150° policy: training and validation loss; best epoch 30.</w:t>
       </w:r>
     </w:p>
     <w:p>
@@ -3194,7 +3786,7 @@
         <w:spacing w:after="160"/>
       </w:pPr>
       <w:r>
-        <w:t>Figure 6. Margin-free single-image validation accuracy; TTA is scored after training.</w:t>
+        <w:t>Figure 7. Margin-free single-image validation accuracy; TTA is scored after training.</w:t>
       </w:r>
     </w:p>
     <w:p>
